--- a/individual_coursework/final-term template.docx
+++ b/individual_coursework/final-term template.docx
@@ -56,9 +56,8 @@
           <w:sz w:val="40"/>
           <w:szCs w:val="40"/>
         </w:rPr>
-        <w:t xml:space="preserve">Individual </w:t>
-      </w:r>
-      <w:proofErr w:type="spellStart"/>
+        <w:t>Individual Cour</w:t>
+      </w:r>
       <w:r>
         <w:rPr>
           <w:rFonts w:asciiTheme="majorHAnsi" w:hAnsiTheme="majorHAnsi" w:cstheme="majorHAnsi"/>
@@ -67,9 +66,18 @@
           <w:sz w:val="40"/>
           <w:szCs w:val="40"/>
         </w:rPr>
-        <w:t>Courework</w:t>
-      </w:r>
-      <w:proofErr w:type="spellEnd"/>
+        <w:t>s</w:t>
+      </w:r>
+      <w:r>
+        <w:rPr>
+          <w:rFonts w:asciiTheme="majorHAnsi" w:hAnsiTheme="majorHAnsi" w:cstheme="majorHAnsi"/>
+          <w:b/>
+          <w:bCs/>
+          <w:sz w:val="40"/>
+          <w:szCs w:val="40"/>
+        </w:rPr>
+        <w:t>ework</w:t>
+      </w:r>
       <w:r>
         <w:rPr>
           <w:rFonts w:asciiTheme="majorHAnsi" w:hAnsiTheme="majorHAnsi" w:cstheme="majorHAnsi"/>
@@ -463,6 +471,81 @@
         <w:autoSpaceDN w:val="0"/>
         <w:adjustRightInd w:val="0"/>
         <w:spacing w:after="0"/>
+        <w:rPr>
+          <w:rFonts w:ascii="Times New Roman" w:hAnsi="Times New Roman" w:cs="Times New Roman"/>
+          <w:b/>
+          <w:bCs/>
+          <w:i/>
+          <w:iCs/>
+          <w:sz w:val="26"/>
+          <w:szCs w:val="26"/>
+          <w:lang w:val="en-GB"/>
+        </w:rPr>
+      </w:pPr>
+      <w:r>
+        <w:rPr>
+          <w:rFonts w:ascii="Times New Roman" w:hAnsi="Times New Roman" w:cs="Times New Roman"/>
+          <w:b/>
+          <w:bCs/>
+          <w:i/>
+          <w:iCs/>
+          <w:sz w:val="26"/>
+          <w:szCs w:val="26"/>
+          <w:lang w:val="en-GB"/>
+        </w:rPr>
+        <w:t xml:space="preserve">Recorded </w:t>
+      </w:r>
+      <w:proofErr w:type="spellStart"/>
+      <w:proofErr w:type="gramStart"/>
+      <w:r>
+        <w:rPr>
+          <w:rFonts w:ascii="Times New Roman" w:hAnsi="Times New Roman" w:cs="Times New Roman"/>
+          <w:b/>
+          <w:bCs/>
+          <w:i/>
+          <w:iCs/>
+          <w:sz w:val="26"/>
+          <w:szCs w:val="26"/>
+          <w:lang w:val="en-GB"/>
+        </w:rPr>
+        <w:t>presenation</w:t>
+      </w:r>
+      <w:proofErr w:type="spellEnd"/>
+      <w:r>
+        <w:rPr>
+          <w:rFonts w:ascii="Times New Roman" w:hAnsi="Times New Roman" w:cs="Times New Roman"/>
+          <w:b/>
+          <w:bCs/>
+          <w:i/>
+          <w:iCs/>
+          <w:sz w:val="26"/>
+          <w:szCs w:val="26"/>
+          <w:lang w:val="en-GB"/>
+        </w:rPr>
+        <w:t xml:space="preserve">  (</w:t>
+      </w:r>
+      <w:proofErr w:type="gramEnd"/>
+      <w:r>
+        <w:rPr>
+          <w:rFonts w:ascii="Times New Roman" w:hAnsi="Times New Roman" w:cs="Times New Roman"/>
+          <w:b/>
+          <w:bCs/>
+          <w:i/>
+          <w:iCs/>
+          <w:sz w:val="26"/>
+          <w:szCs w:val="26"/>
+          <w:lang w:val="en-GB"/>
+        </w:rPr>
+        <w:t xml:space="preserve">max 7 min) </w:t>
+      </w:r>
+    </w:p>
+    <w:p>
+      <w:pPr>
+        <w:autoSpaceDE w:val="0"/>
+        <w:autoSpaceDN w:val="0"/>
+        <w:adjustRightInd w:val="0"/>
+        <w:spacing w:after="0"/>
+        <w:ind w:left="360"/>
         <w:rPr>
           <w:rFonts w:ascii="Times New Roman" w:hAnsi="Times New Roman" w:cs="Times New Roman"/>
           <w:i/>
